--- a/tests/fixtures/docx/headers.docx
+++ b/tests/fixtures/docx/headers.docx
@@ -493,7 +493,40 @@
       <w:pStyle w:val="Footer"/>
     </w:pPr>
     <w:r>
-      <w:t>Odd page footer</w:t>
+      <w:t xml:space="preserve">Odd page footer, page </w:t>
+    </w:r>
+    <w:r>
+      <w:fldChar w:fldCharType="begin"/>
+    </w:r>
+    <w:r>
+      <w:instrText xml:space="preserve"> PAGE </w:instrText>
+    </w:r>
+    <w:r>
+      <w:fldChar w:fldCharType="separate"/>
+    </w:r>
+    <w:r>
+      <w:t>1</w:t>
+    </w:r>
+    <w:r>
+      <w:fldChar w:fldCharType="end"/>
+    </w:r>
+    <w:r>
+      <w:t xml:space="preserve"> of </w:t>
+    </w:r>
+    <w:r>
+      <w:fldChar w:fldCharType="begin"/>
+    </w:r>
+    <w:r>
+      <w:instrText xml:space="preserve"> NUMPAGES </w:instrText>
+    </w:r>
+    <w:r>
+      <w:fldChar w:fldCharType="separate"/>
+    </w:r>
+    <w:r>
+      <w:t>1</w:t>
+    </w:r>
+    <w:r>
+      <w:fldChar w:fldCharType="end"/>
     </w:r>
   </w:p>
 </w:ftr>
